--- a/TPs/TP 2.docx
+++ b/TPs/TP 2.docx
@@ -336,6 +336,211 @@
       <w:pPr>
         <w:spacing w:after="0" w:line="240" w:lineRule="auto"/>
         <w:rPr>
+          <w:rFonts w:ascii="Roboto" w:eastAsia="Times New Roman" w:hAnsi="Roboto" w:cs="Times New Roman"/>
+          <w:color w:val="1F1F1F"/>
+          <w:sz w:val="21"/>
+          <w:szCs w:val="21"/>
+          <w:shd w:val="clear" w:color="auto" w:fill="FFFFFF"/>
+          <w:lang w:eastAsia="es-AR"/>
+        </w:rPr>
+      </w:pPr>
+      <w:r>
+        <w:rPr>
+          <w:rFonts w:ascii="Roboto" w:eastAsia="Times New Roman" w:hAnsi="Roboto" w:cs="Times New Roman"/>
+          <w:color w:val="1F1F1F"/>
+          <w:sz w:val="21"/>
+          <w:szCs w:val="21"/>
+          <w:shd w:val="clear" w:color="auto" w:fill="FFFFFF"/>
+          <w:lang w:eastAsia="es-AR"/>
+        </w:rPr>
+        <w:t>Ejercicio 3: Análisis Teórico (Responder en el archivo README.md o informe)</w:t>
+      </w:r>
+    </w:p>
+    <w:p>
+      <w:pPr>
+        <w:spacing w:after="0" w:line="240" w:lineRule="auto"/>
+        <w:rPr>
+          <w:rFonts w:ascii="Roboto" w:eastAsia="Times New Roman" w:hAnsi="Roboto" w:cs="Times New Roman"/>
+          <w:color w:val="1F1F1F"/>
+          <w:sz w:val="21"/>
+          <w:szCs w:val="21"/>
+          <w:shd w:val="clear" w:color="auto" w:fill="FFFFFF"/>
+          <w:lang w:eastAsia="es-AR"/>
+        </w:rPr>
+      </w:pPr>
+      <w:r>
+        <w:rPr>
+          <w:rFonts w:ascii="Roboto" w:eastAsia="Times New Roman" w:hAnsi="Roboto" w:cs="Times New Roman"/>
+          <w:color w:val="1F1F1F"/>
+          <w:sz w:val="21"/>
+          <w:szCs w:val="21"/>
+          <w:shd w:val="clear" w:color="auto" w:fill="FFFFFF"/>
+          <w:lang w:eastAsia="es-AR"/>
+        </w:rPr>
+        <w:t xml:space="preserve">¿Qué problema genera en un servidor saturado que todos los clientes reintenten sus peticiones exactamente al mismo tiempo y con intervalos fijos (sin </w:t>
+      </w:r>
+      <w:proofErr w:type="spellStart"/>
+      <w:r>
+        <w:rPr>
+          <w:rFonts w:ascii="Roboto" w:eastAsia="Times New Roman" w:hAnsi="Roboto" w:cs="Times New Roman"/>
+          <w:color w:val="1F1F1F"/>
+          <w:sz w:val="21"/>
+          <w:szCs w:val="21"/>
+          <w:shd w:val="clear" w:color="auto" w:fill="FFFFFF"/>
+          <w:lang w:eastAsia="es-AR"/>
+        </w:rPr>
+        <w:t>Jitter</w:t>
+      </w:r>
+      <w:proofErr w:type="spellEnd"/>
+      <w:r>
+        <w:rPr>
+          <w:rFonts w:ascii="Roboto" w:eastAsia="Times New Roman" w:hAnsi="Roboto" w:cs="Times New Roman"/>
+          <w:color w:val="1F1F1F"/>
+          <w:sz w:val="21"/>
+          <w:szCs w:val="21"/>
+          <w:shd w:val="clear" w:color="auto" w:fill="FFFFFF"/>
+          <w:lang w:eastAsia="es-AR"/>
+        </w:rPr>
+        <w:t xml:space="preserve">)? </w:t>
+      </w:r>
+    </w:p>
+    <w:p>
+      <w:pPr>
+        <w:spacing w:after="0" w:line="240" w:lineRule="auto"/>
+        <w:rPr>
+          <w:rFonts w:ascii="Roboto" w:eastAsia="Times New Roman" w:hAnsi="Roboto" w:cs="Times New Roman"/>
+          <w:color w:val="1F1F1F"/>
+          <w:sz w:val="21"/>
+          <w:szCs w:val="21"/>
+          <w:shd w:val="clear" w:color="auto" w:fill="FFFFFF"/>
+          <w:lang w:eastAsia="es-AR"/>
+        </w:rPr>
+      </w:pPr>
+      <w:r>
+        <w:rPr>
+          <w:rFonts w:ascii="Roboto" w:eastAsia="Times New Roman" w:hAnsi="Roboto" w:cs="Times New Roman"/>
+          <w:color w:val="1F1F1F"/>
+          <w:sz w:val="21"/>
+          <w:szCs w:val="21"/>
+          <w:shd w:val="clear" w:color="auto" w:fill="FFFFFF"/>
+          <w:lang w:eastAsia="es-AR"/>
+        </w:rPr>
+        <w:t>(Investigue el concepto de "</w:t>
+      </w:r>
+      <w:proofErr w:type="spellStart"/>
+      <w:r>
+        <w:rPr>
+          <w:rFonts w:ascii="Roboto" w:eastAsia="Times New Roman" w:hAnsi="Roboto" w:cs="Times New Roman"/>
+          <w:color w:val="1F1F1F"/>
+          <w:sz w:val="21"/>
+          <w:szCs w:val="21"/>
+          <w:shd w:val="clear" w:color="auto" w:fill="FFFFFF"/>
+          <w:lang w:eastAsia="es-AR"/>
+        </w:rPr>
+        <w:t>Thundering</w:t>
+      </w:r>
+      <w:proofErr w:type="spellEnd"/>
+      <w:r>
+        <w:rPr>
+          <w:rFonts w:ascii="Roboto" w:eastAsia="Times New Roman" w:hAnsi="Roboto" w:cs="Times New Roman"/>
+          <w:color w:val="1F1F1F"/>
+          <w:sz w:val="21"/>
+          <w:szCs w:val="21"/>
+          <w:shd w:val="clear" w:color="auto" w:fill="FFFFFF"/>
+          <w:lang w:eastAsia="es-AR"/>
+        </w:rPr>
+        <w:t xml:space="preserve"> </w:t>
+      </w:r>
+      <w:proofErr w:type="spellStart"/>
+      <w:r>
+        <w:rPr>
+          <w:rFonts w:ascii="Roboto" w:eastAsia="Times New Roman" w:hAnsi="Roboto" w:cs="Times New Roman"/>
+          <w:color w:val="1F1F1F"/>
+          <w:sz w:val="21"/>
+          <w:szCs w:val="21"/>
+          <w:shd w:val="clear" w:color="auto" w:fill="FFFFFF"/>
+          <w:lang w:eastAsia="es-AR"/>
+        </w:rPr>
+        <w:t>Herd</w:t>
+      </w:r>
+      <w:proofErr w:type="spellEnd"/>
+      <w:r>
+        <w:rPr>
+          <w:rFonts w:ascii="Roboto" w:eastAsia="Times New Roman" w:hAnsi="Roboto" w:cs="Times New Roman"/>
+          <w:color w:val="1F1F1F"/>
+          <w:sz w:val="21"/>
+          <w:szCs w:val="21"/>
+          <w:shd w:val="clear" w:color="auto" w:fill="FFFFFF"/>
+          <w:lang w:eastAsia="es-AR"/>
+        </w:rPr>
+        <w:t xml:space="preserve"> </w:t>
+      </w:r>
+      <w:proofErr w:type="spellStart"/>
+      <w:r>
+        <w:rPr>
+          <w:rFonts w:ascii="Roboto" w:eastAsia="Times New Roman" w:hAnsi="Roboto" w:cs="Times New Roman"/>
+          <w:color w:val="1F1F1F"/>
+          <w:sz w:val="21"/>
+          <w:szCs w:val="21"/>
+          <w:shd w:val="clear" w:color="auto" w:fill="FFFFFF"/>
+          <w:lang w:eastAsia="es-AR"/>
+        </w:rPr>
+        <w:t>Problem</w:t>
+      </w:r>
+      <w:proofErr w:type="spellEnd"/>
+      <w:r>
+        <w:rPr>
+          <w:rFonts w:ascii="Roboto" w:eastAsia="Times New Roman" w:hAnsi="Roboto" w:cs="Times New Roman"/>
+          <w:color w:val="1F1F1F"/>
+          <w:sz w:val="21"/>
+          <w:szCs w:val="21"/>
+          <w:shd w:val="clear" w:color="auto" w:fill="FFFFFF"/>
+          <w:lang w:eastAsia="es-AR"/>
+        </w:rPr>
+        <w:t>" o "Efecto Estampida").</w:t>
+      </w:r>
+    </w:p>
+    <w:p>
+      <w:pPr>
+        <w:spacing w:after="0" w:line="240" w:lineRule="auto"/>
+        <w:rPr>
+          <w:rFonts w:ascii="Roboto" w:eastAsia="Times New Roman" w:hAnsi="Roboto" w:cs="Times New Roman"/>
+          <w:color w:val="1F1F1F"/>
+          <w:sz w:val="21"/>
+          <w:szCs w:val="21"/>
+          <w:shd w:val="clear" w:color="auto" w:fill="FFFFFF"/>
+          <w:lang w:eastAsia="es-AR"/>
+        </w:rPr>
+      </w:pPr>
+      <w:r>
+        <w:rPr>
+          <w:rFonts w:ascii="Roboto" w:eastAsia="Times New Roman" w:hAnsi="Roboto" w:cs="Times New Roman"/>
+          <w:color w:val="1F1F1F"/>
+          <w:sz w:val="21"/>
+          <w:szCs w:val="21"/>
+          <w:shd w:val="clear" w:color="auto" w:fill="FFFFFF"/>
+          <w:lang w:eastAsia="es-AR"/>
+        </w:rPr>
+        <w:t>¿Qué diferencia existe entre un fallo transitorio y un fallo permanente? Dé un ejemplo de cada uno en una arquitectura distribuida.</w:t>
+      </w:r>
+    </w:p>
+    <w:p>
+      <w:pPr>
+        <w:spacing w:after="0" w:line="240" w:lineRule="auto"/>
+        <w:rPr>
+          <w:rFonts w:ascii="Roboto" w:eastAsia="Times New Roman" w:hAnsi="Roboto" w:cs="Times New Roman"/>
+          <w:color w:val="1F1F1F"/>
+          <w:sz w:val="21"/>
+          <w:szCs w:val="21"/>
+          <w:shd w:val="clear" w:color="auto" w:fill="FFFFFF"/>
+          <w:lang w:eastAsia="es-AR"/>
+        </w:rPr>
+      </w:pPr>
+    </w:p>
+    <w:p>
+      <w:pPr>
+        <w:spacing w:after="0" w:line="240" w:lineRule="auto"/>
+        <w:rPr>
           <w:rFonts w:ascii="Times New Roman" w:eastAsia="Times New Roman" w:hAnsi="Times New Roman" w:cs="Times New Roman"/>
           <w:sz w:val="24"/>
           <w:szCs w:val="24"/>
@@ -351,177 +556,7 @@
           <w:shd w:val="clear" w:color="auto" w:fill="FFFFFF"/>
           <w:lang w:eastAsia="es-AR"/>
         </w:rPr>
-        <w:t xml:space="preserve">Ejercicio 3: Análisis Teórico (Responder en el archivo README.md o </w:t>
-      </w:r>
-      <w:proofErr w:type="gramStart"/>
-      <w:r>
-        <w:rPr>
-          <w:rFonts w:ascii="Roboto" w:eastAsia="Times New Roman" w:hAnsi="Roboto" w:cs="Times New Roman"/>
-          <w:color w:val="1F1F1F"/>
-          <w:sz w:val="21"/>
-          <w:szCs w:val="21"/>
-          <w:shd w:val="clear" w:color="auto" w:fill="FFFFFF"/>
-          <w:lang w:eastAsia="es-AR"/>
-        </w:rPr>
-        <w:t>informe)¿</w:t>
-      </w:r>
-      <w:proofErr w:type="gramEnd"/>
-      <w:r>
-        <w:rPr>
-          <w:rFonts w:ascii="Roboto" w:eastAsia="Times New Roman" w:hAnsi="Roboto" w:cs="Times New Roman"/>
-          <w:color w:val="1F1F1F"/>
-          <w:sz w:val="21"/>
-          <w:szCs w:val="21"/>
-          <w:shd w:val="clear" w:color="auto" w:fill="FFFFFF"/>
-          <w:lang w:eastAsia="es-AR"/>
-        </w:rPr>
-        <w:t xml:space="preserve">Qué problema genera en un servidor saturado que todos los clientes reintenten sus peticiones exactamente al mismo tiempo y con intervalos fijos (sin </w:t>
-      </w:r>
-      <w:proofErr w:type="spellStart"/>
-      <w:r>
-        <w:rPr>
-          <w:rFonts w:ascii="Roboto" w:eastAsia="Times New Roman" w:hAnsi="Roboto" w:cs="Times New Roman"/>
-          <w:color w:val="1F1F1F"/>
-          <w:sz w:val="21"/>
-          <w:szCs w:val="21"/>
-          <w:shd w:val="clear" w:color="auto" w:fill="FFFFFF"/>
-          <w:lang w:eastAsia="es-AR"/>
-        </w:rPr>
-        <w:t>Jitter</w:t>
-      </w:r>
-      <w:proofErr w:type="spellEnd"/>
-      <w:r>
-        <w:rPr>
-          <w:rFonts w:ascii="Roboto" w:eastAsia="Times New Roman" w:hAnsi="Roboto" w:cs="Times New Roman"/>
-          <w:color w:val="1F1F1F"/>
-          <w:sz w:val="21"/>
-          <w:szCs w:val="21"/>
-          <w:shd w:val="clear" w:color="auto" w:fill="FFFFFF"/>
-          <w:lang w:eastAsia="es-AR"/>
-        </w:rPr>
-        <w:t>)? (Investigue el concepto de "</w:t>
-      </w:r>
-      <w:proofErr w:type="spellStart"/>
-      <w:r>
-        <w:rPr>
-          <w:rFonts w:ascii="Roboto" w:eastAsia="Times New Roman" w:hAnsi="Roboto" w:cs="Times New Roman"/>
-          <w:color w:val="1F1F1F"/>
-          <w:sz w:val="21"/>
-          <w:szCs w:val="21"/>
-          <w:shd w:val="clear" w:color="auto" w:fill="FFFFFF"/>
-          <w:lang w:eastAsia="es-AR"/>
-        </w:rPr>
-        <w:t>Thundering</w:t>
-      </w:r>
-      <w:proofErr w:type="spellEnd"/>
-      <w:r>
-        <w:rPr>
-          <w:rFonts w:ascii="Roboto" w:eastAsia="Times New Roman" w:hAnsi="Roboto" w:cs="Times New Roman"/>
-          <w:color w:val="1F1F1F"/>
-          <w:sz w:val="21"/>
-          <w:szCs w:val="21"/>
-          <w:shd w:val="clear" w:color="auto" w:fill="FFFFFF"/>
-          <w:lang w:eastAsia="es-AR"/>
-        </w:rPr>
-        <w:t xml:space="preserve"> </w:t>
-      </w:r>
-      <w:proofErr w:type="spellStart"/>
-      <w:r>
-        <w:rPr>
-          <w:rFonts w:ascii="Roboto" w:eastAsia="Times New Roman" w:hAnsi="Roboto" w:cs="Times New Roman"/>
-          <w:color w:val="1F1F1F"/>
-          <w:sz w:val="21"/>
-          <w:szCs w:val="21"/>
-          <w:shd w:val="clear" w:color="auto" w:fill="FFFFFF"/>
-          <w:lang w:eastAsia="es-AR"/>
-        </w:rPr>
-        <w:t>Herd</w:t>
-      </w:r>
-      <w:proofErr w:type="spellEnd"/>
-      <w:r>
-        <w:rPr>
-          <w:rFonts w:ascii="Roboto" w:eastAsia="Times New Roman" w:hAnsi="Roboto" w:cs="Times New Roman"/>
-          <w:color w:val="1F1F1F"/>
-          <w:sz w:val="21"/>
-          <w:szCs w:val="21"/>
-          <w:shd w:val="clear" w:color="auto" w:fill="FFFFFF"/>
-          <w:lang w:eastAsia="es-AR"/>
-        </w:rPr>
-        <w:t xml:space="preserve"> </w:t>
-      </w:r>
-      <w:proofErr w:type="spellStart"/>
-      <w:r>
-        <w:rPr>
-          <w:rFonts w:ascii="Roboto" w:eastAsia="Times New Roman" w:hAnsi="Roboto" w:cs="Times New Roman"/>
-          <w:color w:val="1F1F1F"/>
-          <w:sz w:val="21"/>
-          <w:szCs w:val="21"/>
-          <w:shd w:val="clear" w:color="auto" w:fill="FFFFFF"/>
-          <w:lang w:eastAsia="es-AR"/>
-        </w:rPr>
-        <w:t>Problem</w:t>
-      </w:r>
-      <w:proofErr w:type="spellEnd"/>
-      <w:r>
-        <w:rPr>
-          <w:rFonts w:ascii="Roboto" w:eastAsia="Times New Roman" w:hAnsi="Roboto" w:cs="Times New Roman"/>
-          <w:color w:val="1F1F1F"/>
-          <w:sz w:val="21"/>
-          <w:szCs w:val="21"/>
-          <w:shd w:val="clear" w:color="auto" w:fill="FFFFFF"/>
-          <w:lang w:eastAsia="es-AR"/>
-        </w:rPr>
-        <w:t>" o "Efecto Estampida"</w:t>
-      </w:r>
-      <w:proofErr w:type="gramStart"/>
-      <w:r>
-        <w:rPr>
-          <w:rFonts w:ascii="Roboto" w:eastAsia="Times New Roman" w:hAnsi="Roboto" w:cs="Times New Roman"/>
-          <w:color w:val="1F1F1F"/>
-          <w:sz w:val="21"/>
-          <w:szCs w:val="21"/>
-          <w:shd w:val="clear" w:color="auto" w:fill="FFFFFF"/>
-          <w:lang w:eastAsia="es-AR"/>
-        </w:rPr>
-        <w:t>).¿</w:t>
-      </w:r>
-      <w:proofErr w:type="gramEnd"/>
-      <w:r>
-        <w:rPr>
-          <w:rFonts w:ascii="Roboto" w:eastAsia="Times New Roman" w:hAnsi="Roboto" w:cs="Times New Roman"/>
-          <w:color w:val="1F1F1F"/>
-          <w:sz w:val="21"/>
-          <w:szCs w:val="21"/>
-          <w:shd w:val="clear" w:color="auto" w:fill="FFFFFF"/>
-          <w:lang w:eastAsia="es-AR"/>
-        </w:rPr>
-        <w:t xml:space="preserve">Qué diferencia existe entre un fallo transitorio y un fallo permanente? Dé un ejemplo de cada uno en una arquitectura </w:t>
-      </w:r>
-      <w:proofErr w:type="spellStart"/>
-      <w:proofErr w:type="gramStart"/>
-      <w:r>
-        <w:rPr>
-          <w:rFonts w:ascii="Roboto" w:eastAsia="Times New Roman" w:hAnsi="Roboto" w:cs="Times New Roman"/>
-          <w:color w:val="1F1F1F"/>
-          <w:sz w:val="21"/>
-          <w:szCs w:val="21"/>
-          <w:shd w:val="clear" w:color="auto" w:fill="FFFFFF"/>
-          <w:lang w:eastAsia="es-AR"/>
-        </w:rPr>
-        <w:t>distribuida.Formato</w:t>
-      </w:r>
-      <w:proofErr w:type="spellEnd"/>
-      <w:proofErr w:type="gramEnd"/>
-      <w:r>
-        <w:rPr>
-          <w:rFonts w:ascii="Roboto" w:eastAsia="Times New Roman" w:hAnsi="Roboto" w:cs="Times New Roman"/>
-          <w:color w:val="1F1F1F"/>
-          <w:sz w:val="21"/>
-          <w:szCs w:val="21"/>
-          <w:shd w:val="clear" w:color="auto" w:fill="FFFFFF"/>
-          <w:lang w:eastAsia="es-AR"/>
-        </w:rPr>
-        <w:t xml:space="preserve"> de Entrega:</w:t>
+        <w:t>Formato de Entrega:</w:t>
       </w:r>
     </w:p>
     <w:p>
